--- a/audit-risk-report-generator_how_it_works.docx
+++ b/audit-risk-report-generator_how_it_works.docx
@@ -75,11 +75,9 @@
         <w:rPr>
           <w:b/>
         </w:rPr>
-        <w:t>Only the final write-up sentence is generated by an AI model</w:t>
+        <w:t>Even that final sentence is now mostly deterministic too. The observation and recommendation text for every one of the ~21 rules is built from a template using the flag's own already-verified numbers — no model call at all for most of a report. The one place a model still runs is narrower: for each flag, it reads the company's actual note text and decides whether that note already explains the number, adding one qualifying sentence only when it doesn't. Even there, it's instructed never to use a figure that wasn't handed to it, and the risk rating it's shown is always the one the deterministic rule already decided, never the model's own guess.</w:t>
       </w:r>
-      <w:r>
-        <w:t xml:space="preserve"> — and even then, the model is handed the exact numbers that already triggered the rule, the exact wording of the relevant accounting standard (retrieved from the real standards text, not recalled from memory), and the exact note text from the company's own report. Its only job is to turn that into 3-4 well-written sentences. It is explicitly instructed never to use a figure that wasn't handed to it.</w:t>
-      </w:r>
+      <w:r/>
     </w:p>
     <w:p/>
     <w:p>
@@ -435,7 +433,7 @@
         <w:spacing w:after="200"/>
       </w:pPr>
       <w:r>
-        <w:t>The narrative-writing step uses an open-weight AI model (Qwen2.5, 7 billion parameters) running directly on this Mac via Apple's own mlx framework — no subscription, no per-report cost, no data ever leaving the machine. For financial statements that haven't been publicly filed yet, that privacy matters.</w:t>
+        <w:t>The one AI-generated piece per flag — a single qualifying sentence, only when the company's own notes don't already explain a number — comes from an open-weight model (Qwen2.5, 7 billion parameters) — no subscription, no per-report cost, no data sent to a third-party API. It runs two ways: directly on a Mac via Apple's mlx framework (fastest, Metal-accelerated), or in a Google Cloud Run container via llama.cpp on CPU (no Mac needed — a browser and a link is enough). Either way the model itself, and every figure it's shown, stays inside that one process.</w:t>
       </w:r>
     </w:p>
     <w:p>
@@ -529,6 +527,38 @@
         <w:pStyle w:val="Heading1"/>
       </w:pPr>
       <w:r>
+        <w:t>Where This Runs</w:t>
+      </w:r>
+    </w:p>
+    <w:p>
+      <w:pPr/>
+      <w:r>
+        <w:t>There are two ways to actually run this tool, and they trade off speed for convenience.</w:t>
+      </w:r>
+    </w:p>
+    <w:p>
+      <w:pPr/>
+      <w:r>
+        <w:t>On a Mac, directly, is the fastest way to get a report — the local mlx backend is GPU-accelerated via Apple's Metal framework.</w:t>
+      </w:r>
+    </w:p>
+    <w:p>
+      <w:pPr/>
+      <w:r>
+        <w:t>Hosted on Google Cloud Run needs nothing installed — open a link in any browser, upload the required document, and the whole five-layer pipeline runs in a cloud container. This is CPU-only (8 vCPU, no GPU — a request for GPU access has been submitted to Google and is pending approval), but because most of a report's text is now built deterministically rather than written by the model, that's a much smaller cost than it used to be: an 11-observation report finishes end to end in under 10 minutes, down from 30+ minutes when the model wrote every observation itself. The container scales to zero between reports, so it costs nothing while idle.</w:t>
+      </w:r>
+    </w:p>
+    <w:p>
+      <w:pPr/>
+      <w:r>
+        <w:t>Both paths run the identical five-layer pipeline and produce byte-for-byte the same kind of report — the only difference is which machine does the arithmetic and the write-up.</w:t>
+      </w:r>
+    </w:p>
+    <w:p>
+      <w:pPr>
+        <w:pStyle w:val="Heading1"/>
+      </w:pPr>
+      <w:r>
         <w:t>Known Limitations (Worth Knowing Before Explaining This to Others)</w:t>
       </w:r>
     </w:p>
@@ -545,7 +575,7 @@
         <w:pStyle w:val="ListBullet"/>
       </w:pPr>
       <w:r>
-        <w:t>The free local model is smaller than a frontier AI model (roughly 7 billion parameters vs. hundreds of billions). In testing it occasionally mis-formats a very large number in its written sentence (e.g. shifting a decimal point) even though the correct figure was handed to it — the built-in safety check catches most of these, and the underlying evidence data is always shown alongside the narrative so a reviewer can cross-check in seconds.</w:t>
+        <w:t>The free local model is smaller than a frontier AI model (roughly 7 billion parameters vs. hundreds of billions). Since most of a report's figures are now inserted directly from the template rather than retyped by the model, the old failure mode — occasionally mis-writing a large number, e.g. shifting a decimal point — mostly no longer applies to the observation text itself; it can still, rarely, affect the one AI-written qualifying sentence, which the built-in safety check still screens for. The underlying evidence data is always shown alongside the narrative regardless, so a reviewer can cross-check in seconds.</w:t>
       </w:r>
     </w:p>
     <w:p>
@@ -553,7 +583,7 @@
         <w:pStyle w:val="ListBullet"/>
       </w:pPr>
       <w:r>
-        <w:t>The free local model (mlx-lm) currently requires an Apple Silicon Mac. Running this on a Windows or Linux machine would need swapping that one component for an alternative (e.g. Ollama).</w:t>
+        <w:t>The Mac-local path (mlx-lm) is the fastest option but is Apple Silicon only. For anywhere else, the llama.cpp/GGUF backend runs the same model on ordinary CPUs — this is what the Google Cloud Run deployment uses, and it's also how a Windows/Linux machine would run this locally. Since templated generation now means the model is only called for the one optional qualifying sentence per flag rather than the whole observation, the CPU-vs-GPU speed gap matters far less in practice than it used to.</w:t>
       </w:r>
     </w:p>
     <w:p>
@@ -561,7 +591,7 @@
         <w:pStyle w:val="ListBullet"/>
       </w:pPr>
       <w:r>
-        <w:t>Extraction quality depends on how cleanly the source PDF's tables are structured — a company that reformats its tables oddly year to year may need the Excel upload for best results.</w:t>
+        <w:t>Extraction quality depends on how cleanly the source PDF's tables are structured. This has gotten materially more robust — pages where columns are separated by spacing rather than drawn ruling lines, which used to silently lose data, now get reconstructed from the page's own text — but a company that reformats its tables very unusually, or states figures in a unit other than lakh, may still need the Excel upload or manual review for best results.</w:t>
       </w:r>
     </w:p>
     <w:p/>

--- a/audit-risk-report-generator_how_it_works.docx
+++ b/audit-risk-report-generator_how_it_works.docx
@@ -545,7 +545,7 @@
     <w:p>
       <w:pPr/>
       <w:r>
-        <w:t>Hosted on Google Cloud Run needs nothing installed — open a link in any browser, upload the required document, and the whole five-layer pipeline runs in a cloud container. This is CPU-only (8 vCPU, no GPU — a request for GPU access has been submitted to Google and is pending approval), but because most of a report's text is now built deterministically rather than written by the model, that's a much smaller cost than it used to be: an 11-observation report finishes end to end in under 10 minutes, down from 30+ minutes when the model wrote every observation itself. The container scales to zero between reports, so it costs nothing while idle.</w:t>
+        <w:t>Hosted on Google Cloud Run needs nothing installed — open a link in any browser, upload the required document, and the whole five-layer pipeline runs in a cloud container. This is CPU-only in production (8 vCPU) across both deployed regions — a validated GPU build exists and measured an 11x speedup on narrative generation, but hasn't been cut over to live traffic given the real cost increase that requires. Because most of a report's figures are inserted directly from the template rather than retyped by the model, generation speed mainly affects how long the wait is, not report accuracy.</w:t>
       </w:r>
     </w:p>
     <w:p>
@@ -591,7 +591,7 @@
         <w:pStyle w:val="ListBullet"/>
       </w:pPr>
       <w:r>
-        <w:t>Extraction quality depends on how cleanly the source PDF's tables are structured. This has gotten materially more robust — pages where columns are separated by spacing rather than drawn ruling lines, which used to silently lose data, now get reconstructed from the page's own text — but a company that reformats its tables very unusually, or states figures in a unit other than lakh, may still need the Excel upload or manual review for best results.</w:t>
+        <w:t>Extraction quality depends on how cleanly the source PDF's tables are structured. This has gotten materially more robust — pages where columns are separated by spacing rather than drawn ruling lines, which used to silently lose data, now get reconstructed from the page's own text. Two specific gaps remain known and unfixed: a note-numbering style change partway through a document can occasionally cause the note-boundary detector to swallow the wrong span (confirmed once to swallow an entire Balance Sheet/P&amp;L/Cash Flow section), and a small number of companies that report figures in two currencies side by side aren't read correctly yet.</w:t>
       </w:r>
     </w:p>
     <w:p/>

--- a/audit-risk-report-generator_how_it_works.docx
+++ b/audit-risk-report-generator_how_it_works.docx
@@ -527,6 +527,560 @@
         <w:pStyle w:val="Heading1"/>
       </w:pPr>
       <w:r>
+        <w:t>What It Actually Checks — All 36 Rules</w:t>
+      </w:r>
+    </w:p>
+    <w:p>
+      <w:r>
+        <w:t>Every flag in a report traces back to one of 36 fixed, deterministic rules — the same 36 every time, on every filing. None of them involve the AI model making a judgment call; each one is a plain comparison against a company's own extracted figures or a specific phrase found in its own text. If a condition isn't met, the rule produces nothing — there's no partial credit or fuzzy scoring.</w:t>
+      </w:r>
+    </w:p>
+    <w:p>
+      <w:pPr>
+        <w:pStyle w:val="Heading2"/>
+      </w:pPr>
+      <w:r>
+        <w:t>High severity (16 rules, plus 2 that can also reach High — see below)</w:t>
+      </w:r>
+    </w:p>
+    <w:p>
+      <w:pPr>
+        <w:pStyle w:val="ListBullet"/>
+      </w:pPr>
+      <w:r>
+        <w:rPr>
+          <w:b/>
+        </w:rPr>
+        <w:t xml:space="preserve">Negative net worth — </w:t>
+      </w:r>
+      <w:r>
+        <w:t>The company's total equity has gone negative.</w:t>
+      </w:r>
+    </w:p>
+    <w:p>
+      <w:pPr>
+        <w:pStyle w:val="ListBullet"/>
+      </w:pPr>
+      <w:r>
+        <w:rPr>
+          <w:b/>
+        </w:rPr>
+        <w:t xml:space="preserve">Sharp cash decline — </w:t>
+      </w:r>
+      <w:r>
+        <w:t>Cash and bank balances fell more than 40%, and it's a big enough slice of the balance sheet to matter.</w:t>
+      </w:r>
+    </w:p>
+    <w:p>
+      <w:pPr>
+        <w:pStyle w:val="ListBullet"/>
+      </w:pPr>
+      <w:r>
+        <w:rPr>
+          <w:b/>
+        </w:rPr>
+        <w:t xml:space="preserve">A big new balance out of nowhere — </w:t>
+      </w:r>
+      <w:r>
+        <w:t>A line item that didn't exist last year suddenly shows up worth more than 3% of total assets.</w:t>
+      </w:r>
+    </w:p>
+    <w:p>
+      <w:pPr>
+        <w:pStyle w:val="ListBullet"/>
+      </w:pPr>
+      <w:r>
+        <w:rPr>
+          <w:b/>
+        </w:rPr>
+        <w:t xml:space="preserve">Profit not turning into cash — </w:t>
+      </w:r>
+      <w:r>
+        <w:t>Operating cash flow is less than 60% of reported profit — a classic earnings-quality red flag.</w:t>
+      </w:r>
+    </w:p>
+    <w:p>
+      <w:pPr>
+        <w:pStyle w:val="ListBullet"/>
+      </w:pPr>
+      <w:r>
+        <w:rPr>
+          <w:b/>
+        </w:rPr>
+        <w:t xml:space="preserve">Cash flow statement doesn't add up — </w:t>
+      </w:r>
+      <w:r>
+        <w:t>Opening cash plus the year's net flows doesn't equal the closing cash figure the company itself reported.</w:t>
+      </w:r>
+    </w:p>
+    <w:p>
+      <w:pPr>
+        <w:pStyle w:val="ListBullet"/>
+      </w:pPr>
+      <w:r>
+        <w:rPr>
+          <w:b/>
+        </w:rPr>
+        <w:t xml:space="preserve">Large new lease recognised — </w:t>
+      </w:r>
+      <w:r>
+        <w:t>Right-of-use assets more than doubled and are now a meaningful part of the balance sheet.</w:t>
+      </w:r>
+    </w:p>
+    <w:p>
+      <w:pPr>
+        <w:pStyle w:val="ListBullet"/>
+      </w:pPr>
+      <w:r>
+        <w:rPr>
+          <w:b/>
+        </w:rPr>
+        <w:t xml:space="preserve">Contingent liabilities jumped — </w:t>
+      </w:r>
+      <w:r>
+        <w:t>A material rise in off-balance-sheet exposure relative to equity.</w:t>
+      </w:r>
+    </w:p>
+    <w:p>
+      <w:pPr>
+        <w:pStyle w:val="ListBullet"/>
+      </w:pPr>
+      <w:r>
+        <w:rPr>
+          <w:b/>
+        </w:rPr>
+        <w:t xml:space="preserve">Other financial assets surged — </w:t>
+      </w:r>
+      <w:r>
+        <w:t>A sharp, material jump in this catch-all balance-sheet line.</w:t>
+      </w:r>
+    </w:p>
+    <w:p>
+      <w:pPr>
+        <w:pStyle w:val="ListBullet"/>
+      </w:pPr>
+      <w:r>
+        <w:rPr>
+          <w:b/>
+        </w:rPr>
+        <w:t xml:space="preserve">Bad-debt provisioning jumped sharply — </w:t>
+      </w:r>
+      <w:r>
+        <w:t>The expected credit loss allowance on receivables grew fast — an area CAG's own findings repeatedly flag.</w:t>
+      </w:r>
+    </w:p>
+    <w:p>
+      <w:pPr>
+        <w:pStyle w:val="ListBullet"/>
+      </w:pPr>
+      <w:r>
+        <w:rPr>
+          <w:b/>
+        </w:rPr>
+        <w:t xml:space="preserve">Signs of investment impairment — </w:t>
+      </w:r>
+      <w:r>
+        <w:t>The filing itself uses language suggesting a subsidiary/associate/JV investment has lost value.</w:t>
+      </w:r>
+    </w:p>
+    <w:p>
+      <w:pPr>
+        <w:pStyle w:val="ListBullet"/>
+      </w:pPr>
+      <w:r>
+        <w:rPr>
+          <w:b/>
+        </w:rPr>
+        <w:t xml:space="preserve">Fraud or investigation disclosed — </w:t>
+      </w:r>
+      <w:r>
+        <w:t>The company's own notes mention embezzlement, misappropriation, or a named regulatory/law-enforcement investigation.</w:t>
+      </w:r>
+    </w:p>
+    <w:p>
+      <w:pPr>
+        <w:pStyle w:val="ListBullet"/>
+      </w:pPr>
+      <w:r>
+        <w:rPr>
+          <w:b/>
+        </w:rPr>
+        <w:t xml:space="preserve">Auditor gave anything less than a clean opinion — </w:t>
+      </w:r>
+      <w:r>
+        <w:t>Qualified, Adverse, or Disclaimer of Opinion.</w:t>
+      </w:r>
+    </w:p>
+    <w:p>
+      <w:pPr>
+        <w:pStyle w:val="ListBullet"/>
+      </w:pPr>
+      <w:r>
+        <w:rPr>
+          <w:b/>
+        </w:rPr>
+        <w:t xml:space="preserve">Auditor added an Emphasis of Matter or Going-Concern paragraph — </w:t>
+      </w:r>
+      <w:r>
+        <w:t>A dedicated, named section auditors only include when something is genuinely worth separate attention.</w:t>
+      </w:r>
+    </w:p>
+    <w:p>
+      <w:pPr>
+        <w:pStyle w:val="ListBullet"/>
+      </w:pPr>
+      <w:r>
+        <w:rPr>
+          <w:b/>
+        </w:rPr>
+        <w:t xml:space="preserve">CAG's own review faulted the statutory auditor — </w:t>
+      </w:r>
+      <w:r>
+        <w:t>Not just the company — the auditor's own report was found deficient.</w:t>
+      </w:r>
+    </w:p>
+    <w:p>
+      <w:pPr>
+        <w:pStyle w:val="ListBullet"/>
+      </w:pPr>
+      <w:r>
+        <w:rPr>
+          <w:b/>
+        </w:rPr>
+        <w:t xml:space="preserve">Filing looks like it bundles more than one company — </w:t>
+      </w:r>
+      <w:r>
+        <w:t>Multiple company registration numbers (CINs) found in a single document.</w:t>
+      </w:r>
+    </w:p>
+    <w:p>
+      <w:pPr>
+        <w:pStyle w:val="ListBullet"/>
+      </w:pPr>
+      <w:r>
+        <w:rPr>
+          <w:b/>
+        </w:rPr>
+        <w:t xml:space="preserve">Tax figures in the note don't add up internally — </w:t>
+      </w:r>
+      <w:r>
+        <w:t>An arithmetic break in the company's own tax reconciliation.</w:t>
+      </w:r>
+    </w:p>
+    <w:p>
+      <w:pPr>
+        <w:pStyle w:val="Heading2"/>
+      </w:pPr>
+      <w:r>
+        <w:t>Medium severity (13 rules, plus 2 that can also land here)</w:t>
+      </w:r>
+    </w:p>
+    <w:p>
+      <w:pPr>
+        <w:pStyle w:val="ListBullet"/>
+      </w:pPr>
+      <w:r>
+        <w:rPr>
+          <w:b/>
+        </w:rPr>
+        <w:t xml:space="preserve">Receivables and revenue are moving in different directions — </w:t>
+      </w:r>
+      <w:r>
+        <w:t>Could mean slower collections, or aggressive revenue booking.</w:t>
+      </w:r>
+    </w:p>
+    <w:p>
+      <w:pPr>
+        <w:pStyle w:val="ListBullet"/>
+      </w:pPr>
+      <w:r>
+        <w:rPr>
+          <w:b/>
+        </w:rPr>
+        <w:t xml:space="preserve">Payables to small businesses grew fast — </w:t>
+      </w:r>
+      <w:r>
+        <w:t>A compliance exposure under the MSMED Act.</w:t>
+      </w:r>
+    </w:p>
+    <w:p>
+      <w:pPr>
+        <w:pStyle w:val="ListBullet"/>
+      </w:pPr>
+      <w:r>
+        <w:rPr>
+          <w:b/>
+        </w:rPr>
+        <w:t xml:space="preserve">Large one-off prior-year tax adjustment — </w:t>
+      </w:r>
+      <w:r>
+        <w:t>A chunky correction relative to this year's tax charge.</w:t>
+      </w:r>
+    </w:p>
+    <w:p>
+      <w:pPr>
+        <w:pStyle w:val="ListBullet"/>
+      </w:pPr>
+      <w:r>
+        <w:rPr>
+          <w:b/>
+        </w:rPr>
+        <w:t xml:space="preserve">Profit from joint ventures/associates fell sharply — </w:t>
+      </w:r>
+      <w:r>
+        <w:t>Can be an early impairment signal.</w:t>
+      </w:r>
+    </w:p>
+    <w:p>
+      <w:pPr>
+        <w:pStyle w:val="ListBullet"/>
+      </w:pPr>
+      <w:r>
+        <w:rPr>
+          <w:b/>
+        </w:rPr>
+        <w:t xml:space="preserve">CSR money not fully spent — </w:t>
+      </w:r>
+      <w:r>
+        <w:t>A Companies Act, Section 135 compliance point.</w:t>
+      </w:r>
+    </w:p>
+    <w:p>
+      <w:pPr>
+        <w:pStyle w:val="ListBullet"/>
+      </w:pPr>
+      <w:r>
+        <w:rPr>
+          <w:b/>
+        </w:rPr>
+        <w:t xml:space="preserve">Interest is accruing on late payments to small suppliers — </w:t>
+      </w:r>
+      <w:r>
+        <w:t>A distinct compliance signal from the payables-growth check above.</w:t>
+      </w:r>
+    </w:p>
+    <w:p>
+      <w:pPr>
+        <w:pStyle w:val="ListBullet"/>
+      </w:pPr>
+      <w:r>
+        <w:rPr>
+          <w:b/>
+        </w:rPr>
+        <w:t xml:space="preserve">Payables to larger suppliers dropped sharply — </w:t>
+      </w:r>
+      <w:r>
+        <w:t>Could mean an early or forced settlement.</w:t>
+      </w:r>
+    </w:p>
+    <w:p>
+      <w:pPr>
+        <w:pStyle w:val="ListBullet"/>
+      </w:pPr>
+      <w:r>
+        <w:rPr>
+          <w:b/>
+        </w:rPr>
+        <w:t xml:space="preserve">Two lease-related notes don't agree with each other — </w:t>
+      </w:r>
+      <w:r>
+        <w:t>A cross-check between new lease liabilities and new right-of-use assets.</w:t>
+      </w:r>
+    </w:p>
+    <w:p>
+      <w:pPr>
+        <w:pStyle w:val="ListBullet"/>
+      </w:pPr>
+      <w:r>
+        <w:rPr>
+          <w:b/>
+        </w:rPr>
+        <w:t xml:space="preserve">Long-term liabilities jumped — </w:t>
+      </w:r>
+      <w:r>
+        <w:t>A material shift in how the company is funded.</w:t>
+      </w:r>
+    </w:p>
+    <w:p>
+      <w:pPr>
+        <w:pStyle w:val="ListBullet"/>
+      </w:pPr>
+      <w:r>
+        <w:rPr>
+          <w:b/>
+        </w:rPr>
+        <w:t xml:space="preserve">Fixed-asset note doesn't reconcile — </w:t>
+      </w:r>
+      <w:r>
+        <w:t>The depreciation roll-forward in the Property, Plant &amp; Equipment note doesn't add up.</w:t>
+      </w:r>
+    </w:p>
+    <w:p>
+      <w:pPr>
+        <w:pStyle w:val="ListBullet"/>
+      </w:pPr>
+      <w:r>
+        <w:rPr>
+          <w:b/>
+        </w:rPr>
+        <w:t xml:space="preserve">Assets are “ready to use” but still sitting in CWIP — </w:t>
+      </w:r>
+      <w:r>
+        <w:t>Should have been moved onto the books and started depreciating.</w:t>
+      </w:r>
+    </w:p>
+    <w:p>
+      <w:pPr>
+        <w:pStyle w:val="ListBullet"/>
+      </w:pPr>
+      <w:r>
+        <w:rPr>
+          <w:b/>
+        </w:rPr>
+        <w:t xml:space="preserve">Audit trail wasn't running the whole year — </w:t>
+      </w:r>
+      <w:r>
+        <w:t>The company discloses the accounting software's audit-trail (edit log) wasn't continuously operational — a specific, named compliance rule (Rule 11(g)).</w:t>
+      </w:r>
+    </w:p>
+    <w:p>
+      <w:pPr>
+        <w:pStyle w:val="ListBullet"/>
+      </w:pPr>
+      <w:r>
+        <w:rPr>
+          <w:b/>
+        </w:rPr>
+        <w:t xml:space="preserve">Title deeds not in the company's own name — </w:t>
+      </w:r>
+      <w:r>
+        <w:t>A standard CARO disclosure that property ownership isn't clean.</w:t>
+      </w:r>
+    </w:p>
+    <w:p>
+      <w:pPr>
+        <w:pStyle w:val="Heading2"/>
+      </w:pPr>
+      <w:r>
+        <w:t>Low severity (5 rules, plus 2 that can also land here)</w:t>
+      </w:r>
+    </w:p>
+    <w:p>
+      <w:pPr>
+        <w:pStyle w:val="ListBullet"/>
+      </w:pPr>
+      <w:r>
+        <w:rPr>
+          <w:b/>
+        </w:rPr>
+        <w:t xml:space="preserve">Actuarial assumptions changed materially — </w:t>
+      </w:r>
+      <w:r>
+        <w:t>The discount rate used for retirement-benefit obligations moved meaningfully.</w:t>
+      </w:r>
+    </w:p>
+    <w:p>
+      <w:pPr>
+        <w:pStyle w:val="ListBullet"/>
+      </w:pPr>
+      <w:r>
+        <w:rPr>
+          <w:b/>
+        </w:rPr>
+        <w:t xml:space="preserve">A capital project has been “in progress” for years — </w:t>
+      </w:r>
+      <w:r>
+        <w:t>Schedule III requires ageing disclosure, and old CWIP projects are worth a second look.</w:t>
+      </w:r>
+    </w:p>
+    <w:p>
+      <w:pPr>
+        <w:pStyle w:val="ListBullet"/>
+      </w:pPr>
+      <w:r>
+        <w:rPr>
+          <w:b/>
+        </w:rPr>
+        <w:t xml:space="preserve">Unpaid or unclaimed dividend on the books — </w:t>
+      </w:r>
+      <w:r>
+        <w:t>Worth checking it's been transferred to the Investor Education &amp; Protection Fund on time.</w:t>
+      </w:r>
+    </w:p>
+    <w:p>
+      <w:pPr>
+        <w:pStyle w:val="ListBullet"/>
+      </w:pPr>
+      <w:r>
+        <w:rPr>
+          <w:b/>
+        </w:rPr>
+        <w:t xml:space="preserve">CSR note and CSR bank account don't match — </w:t>
+      </w:r>
+      <w:r>
+        <w:t>A cross-check between two places the same number should appear.</w:t>
+      </w:r>
+    </w:p>
+    <w:p>
+      <w:pPr>
+        <w:pStyle w:val="ListBullet"/>
+      </w:pPr>
+      <w:r>
+        <w:rPr>
+          <w:b/>
+        </w:rPr>
+        <w:t xml:space="preserve">Cash flow statement's column headers look wrong — </w:t>
+      </w:r>
+      <w:r>
+        <w:t>A labelling defect, not a real cash-flow problem — but still worth a query.</w:t>
+      </w:r>
+    </w:p>
+    <w:p>
+      <w:pPr>
+        <w:pStyle w:val="Heading2"/>
+      </w:pPr>
+      <w:r>
+        <w:t>Two rules that scale with the number, not fixed to one severity</w:t>
+      </w:r>
+    </w:p>
+    <w:p>
+      <w:r>
+        <w:t>These two don't have a single fixed severity — how bad the underlying number or wording is decides whether they land High, Medium, or Low:</w:t>
+      </w:r>
+    </w:p>
+    <w:p>
+      <w:pPr>
+        <w:pStyle w:val="ListBullet"/>
+      </w:pPr>
+      <w:r>
+        <w:rPr>
+          <w:b/>
+        </w:rPr>
+        <w:t xml:space="preserve">Any line item moving sharply year-on-year — </w:t>
+      </w:r>
+      <w:r>
+        <w:t>Checked automatically across the entire balance sheet and P&amp;L, not just a preset list. A 20–50% move is Low, 50–80% is Medium, over 80% is High. Small-rupee-amount items are excluded so the percentage swing alone can't trigger a flag.</w:t>
+      </w:r>
+    </w:p>
+    <w:p>
+      <w:pPr>
+        <w:pStyle w:val="ListBullet"/>
+      </w:pPr>
+      <w:r>
+        <w:rPr>
+          <w:b/>
+        </w:rPr>
+        <w:t xml:space="preserve">Unconfirmed balances — </w:t>
+      </w:r>
+      <w:r>
+        <w:t>The company discloses receivables, payables, or loans as “subject to confirmation.” Severity depends on how the company itself worded it: High if the auditor's own report elevated it into a qualification, Medium if a specific rupee figure was given, Low otherwise.</w:t>
+      </w:r>
+    </w:p>
+    <w:p>
+      <w:pPr>
+        <w:pStyle w:val="Heading1"/>
+      </w:pPr>
+      <w:r>
         <w:t>Where This Runs</w:t>
       </w:r>
     </w:p>
